--- a/state-vignettes/iowa_highway_report.docx
+++ b/state-vignettes/iowa_highway_report.docx
@@ -10,12 +10,12 @@
         <w:rPr>
           <w:color w:val="FF5500"/>
         </w:rPr>
-        <w:t>Iowa Ranks 35th in the Nation in Highway Performance and Cost-Effectiveness</w:t>
+        <w:t>Iowa Ranks 34th in the Nation in Highway Performance and Cost-Effectiveness</w:t>
       </w:r>
     </w:p>
     <w:p>
       <w:r>
-        <w:t>Iowa’s highway system ranks 35th in the nation in overall cost-effectiveness and condition.</w:t>
+        <w:t>Iowa’s highway system ranks 34th in the nation in overall cost-effectiveness and condition.</w:t>
       </w:r>
     </w:p>
     <w:p>
@@ -25,42 +25,42 @@
     </w:p>
     <w:p>
       <w:r>
-        <w:t>In safety and condition categories, Iowa’s highways rank 32nd in urban Interstate pavement condition, 33rd in rural Interstate pavement condition, 26th in urban arterial pavement condition, 38th in rural arterial pavement condition, 49th in structurally deficient bridges, 24th in urban fatality rate, and 17th in rural fatality rate.</w:t>
+        <w:t>In safety and condition categories, Iowa’s highways rank 27th in urban Interstate pavement condition, 35th in rural Interstate pavement condition, 25th in urban arterial pavement condition, 36th in rural arterial pavement condition, 50th in structurally deficient bridges, 10th in urban fatality rate, and 8th in rural fatality rate.</w:t>
       </w:r>
     </w:p>
     <w:p>
       <w:r>
-        <w:t>Iowa ranks 1st out of the 50 states in traffic congestion, and its drivers spend 9.83 hours a year stuck in traffic congestion.</w:t>
+        <w:t>Iowa ranks 1st out of the 50 states in traffic congestion, and its drivers spend 11.13 hours a year stuck in traffic congestion.</w:t>
       </w:r>
     </w:p>
     <w:p>
       <w:r>
-        <w:t>In spending and cost-effectiveness, Iowa ranks 42nd in capital and bridge disbursements, which are the costs of building new roads and bridges and widening existing ones. Iowa ranks 24th in maintenance spending, such as the costs of repaving roads and filling in potholes. Iowa’s administrative disbursements, including office spending that doesn’t make its way to roads, rank 26th nationwide.</w:t>
+        <w:t>In spending and cost-effectiveness, Iowa ranks 39th in capital and bridge disbursements, which are the costs of building new roads and bridges and widening existing ones. Iowa ranks 19th in maintenance spending, such as the costs of repaving roads and filling in potholes. Iowa’s administrative disbursements, including office spending that doesn’t make its way to roads, rank 27th nationwide.</w:t>
       </w:r>
     </w:p>
     <w:p>
       <w:r>
-        <w:t>Compared to last year, Iowa has the following notable changes in rankings: Rural Fatality Rate worsened by 11 points, from 6 to 17; Rural Interstate Pavement Condition worsened by 5.0 points, from 28 to 33; Urban Fatality Rate worsened by 13 points, from 11 to 24; Urban Interstate Pavement Condition worsened by 8 points, from 24 to 32; Administrative Disbursements improved by 7 points, from 33 to 26.</w:t>
+        <w:t>Compared to last year, Iowa has the following notable changes in rankings: Maintenance Disbursements improved by 5 points, from 24 to 19; Urban Interstate Pavement Condition improved by 5 points, from 32 to 27; Rural Fatality Rate improved by 9 points, from 17 to 8; Urban Fatality Rate improved by 14 points, from 24 to 10; Other Fatality Rate worsened by 15 points, from 19 to 34.</w:t>
       </w:r>
     </w:p>
     <w:p>
       <w:r>
-        <w:t>Compared to neighboring and nearby states, Iowa’s overall highway performance is better than Illinois (37th); worse than Missouri (9th), Minnesota (11th), Nebraska (29th), and Wisconsin (31st).</w:t>
+        <w:t>Compared to neighboring and nearby states, Iowa’s overall highway performance is better than Illinois (37th); worse than Missouri (13th), Minnesota (15th), Nebraska (21st), and Wisconsin (33rd).</w:t>
       </w:r>
     </w:p>
     <w:p>
       <w:r>
-        <w:t>Comparing its overall performance to similarly populated states, Iowa ranks worse than Utah (10th) and Connecticut (7th).</w:t>
+        <w:t>Comparing its overall performance to similarly populated states, Iowa ranks worse than Utah (3rd) and Connecticut (9th).</w:t>
       </w:r>
     </w:p>
     <w:p>
       <w:r>
-        <w:t>Iowa’s highway system ranks 35th out of 50 states overall this year, compared to 31st last year.</w:t>
+        <w:t>Iowa’s highway system ranks 34th out of 50 states overall this year, compared to 35th last year.</w:t>
       </w:r>
     </w:p>
     <w:p>
       <w:r>
-        <w:t>“In terms of improving in the road condition and performance categories, Iowa should focus on reducing Structurally Deficient Bridges and Capital &amp; Bridge Disbursements. Iowa’s rank of 49th in Structurally Deficient Bridges makes it one of the worst in the nation for this safety metric,” said Baruch Feigenbaum, lead author of the 29th Annual Highway Report and senior managing director of transportation policy at Reason Foundation.</w:t>
+        <w:t>“In terms of improving in the road condition and performance categories, Iowa should focus on reducing Structurally Deficient Bridges and Capital &amp; Bridge Disbursements. Iowa’s rank of 50th in Structurally Deficient Bridges makes it one of the worst in the nation for this safety metric,” said Baruch Feigenbaum, lead author of the 30th Annual Highway Report and senior managing director of transportation policy at Reason Foundation.</w:t>
       </w:r>
     </w:p>
     <w:p>
@@ -70,7 +70,7 @@
           <w:color w:val="FF5500"/>
           <w:sz w:val="28"/>
         </w:rPr>
-        <w:t>IOWA’S RANKINGS IN THE 29TH ANNUAL HIGHWAY REPORT</w:t>
+        <w:t>IOWA’S RANKINGS IN THE 30TH ANNUAL HIGHWAY REPORT</w:t>
       </w:r>
     </w:p>
     <w:tbl>
@@ -148,7 +148,7 @@
               <w:rPr>
                 <w:sz w:val="20"/>
               </w:rPr>
-              <w:t>35</w:t>
+              <w:t>34</w:t>
             </w:r>
           </w:p>
         </w:tc>
@@ -179,7 +179,7 @@
               <w:rPr>
                 <w:sz w:val="20"/>
               </w:rPr>
-              <w:t>42</w:t>
+              <w:t>39</w:t>
             </w:r>
           </w:p>
         </w:tc>
@@ -212,7 +212,7 @@
               <w:rPr>
                 <w:sz w:val="20"/>
               </w:rPr>
-              <w:t>24</w:t>
+              <w:t>19</w:t>
             </w:r>
           </w:p>
         </w:tc>
@@ -243,7 +243,7 @@
               <w:rPr>
                 <w:sz w:val="20"/>
               </w:rPr>
-              <w:t>26</w:t>
+              <w:t>27</w:t>
             </w:r>
           </w:p>
         </w:tc>
@@ -276,7 +276,7 @@
               <w:rPr>
                 <w:sz w:val="20"/>
               </w:rPr>
-              <w:t>19</w:t>
+              <w:t>18</w:t>
             </w:r>
           </w:p>
         </w:tc>
@@ -307,7 +307,7 @@
               <w:rPr>
                 <w:sz w:val="20"/>
               </w:rPr>
-              <w:t>33</w:t>
+              <w:t>35</w:t>
             </w:r>
           </w:p>
         </w:tc>
@@ -340,7 +340,7 @@
               <w:rPr>
                 <w:sz w:val="20"/>
               </w:rPr>
-              <w:t>38</w:t>
+              <w:t>36</w:t>
             </w:r>
           </w:p>
         </w:tc>
@@ -371,7 +371,7 @@
               <w:rPr>
                 <w:sz w:val="20"/>
               </w:rPr>
-              <w:t>32</w:t>
+              <w:t>27</w:t>
             </w:r>
           </w:p>
         </w:tc>
@@ -404,7 +404,7 @@
               <w:rPr>
                 <w:sz w:val="20"/>
               </w:rPr>
-              <w:t>26</w:t>
+              <w:t>25</w:t>
             </w:r>
           </w:p>
         </w:tc>
@@ -468,7 +468,7 @@
               <w:rPr>
                 <w:sz w:val="20"/>
               </w:rPr>
-              <w:t>49</w:t>
+              <w:t>50</w:t>
             </w:r>
           </w:p>
         </w:tc>
@@ -499,7 +499,7 @@
               <w:rPr>
                 <w:sz w:val="20"/>
               </w:rPr>
-              <w:t>17</w:t>
+              <w:t>8</w:t>
             </w:r>
           </w:p>
         </w:tc>
@@ -532,7 +532,7 @@
               <w:rPr>
                 <w:sz w:val="20"/>
               </w:rPr>
-              <w:t>24</w:t>
+              <w:t>10</w:t>
             </w:r>
           </w:p>
         </w:tc>
@@ -563,7 +563,7 @@
               <w:rPr>
                 <w:sz w:val="20"/>
               </w:rPr>
-              <w:t>19</w:t>
+              <w:t>34</w:t>
             </w:r>
           </w:p>
         </w:tc>
@@ -572,12 +572,12 @@
     <w:p>
       <w:r>
         <w:br/>
-        <w:t>Reason Foundation’s 29th Annual Highway Report measures the condition and cost- effectiveness of state-controlled highways in 13 categories, including pavement and bridge conditions, traffic fatalities, and spending. In the performance categories, ranking first implies the state has the best or lowest fatality rate and its road pavement is in the best condition. A ranking of 50th in performance categories means the state has the worst fatality rates or pavement conditions. In simplified terms, in the cost-effectiveness categories, a rank of 50 means the state spends more money, and a first-place ranking means the state spends less money than other states in that category.</w:t>
+        <w:t>Reason Foundation’s 30th Annual Highway Report measures the condition and cost-effectiveness of state-controlled highways in 13 categories, including pavement and bridge conditions, traffic fatalities, and spending. In the performance categories, ranking first implies the state has the best or lowest fatality rate and its road pavement is in the best condition. A ranking of 50th in performance categories means the state has the worst fatality rates or pavement conditions. In simplified terms, in the cost-effectiveness categories, a rank of 50 means the state spends more money, and a first-place ranking means the state spends less money than other states in that category.</w:t>
       </w:r>
     </w:p>
     <w:p>
       <w:r>
-        <w:t>The report’s data are primarily information each state directly reported to the Federal Highway Administration for 2023. Better Roads and Bridges provides the deficient bridge data, and INRIX.com provides the traffic congestion data.</w:t>
+        <w:t>The report’s data are primarily information each state directly reported to the Federal Highway Administration for 2024. Better Roads and Bridges provides the deficient bridge data, and INRIX.com provides the traffic congestion data.</w:t>
       </w:r>
     </w:p>
     <w:sectPr>
